--- a/开发平台/codex/项目/人员简历筛选和重组/output/风险管理批量/11-压力测试/国开行人员团队简历-李文帅.docx
+++ b/开发平台/codex/项目/人员简历筛选和重组/output/风险管理批量/11-压力测试/国开行人员团队简历-李文帅.docx
@@ -133,11 +133,9 @@
           <ns0:p>
             <ns0:r>
               <ns0:rPr>
-                <ns0:rFonts ns0:ascii="仿宋" ns0:hAnsi="仿宋" ns0:eastAsia="仿宋" ns0:cs="仿宋"/>
-                <ns0:sz ns0:val="24"/>
-                <ns0:szCs ns0:val="24"/>
-              </ns0:rPr>
-              <ns0:t>1995-02-28</ns0:t>
+                <ns0:rFonts ns0:ascii="仿宋" ns0:hAnsi="仿宋"/>
+              </ns0:rPr>
+              <ns0:t>31</ns0:t>
             </ns0:r>
           </ns0:p>
         </ns0:tc>
@@ -513,21 +511,8 @@
             <ns0:gridSpan ns0:val="4"/>
             <ns0:vAlign ns0:val="center"/>
           </ns0:tcPr>
-          <ns0:p ns2:paraId="1E629E02" ns2:textId="77777777" ns0:rsidR="000010AB" ns0:rsidRDefault="000010AB" ns0:rsidP="00664128">
-            <ns0:pPr>
-              <ns0:jc ns0:val="center"/>
-              <ns0:rPr>
-                <ns0:rFonts ns0:ascii="仿宋" ns0:eastAsia="仿宋" ns0:hAnsi="仿宋" ns0:cs="仿宋" ns0:hint="eastAsia"/>
-                <ns0:caps/>
-                <ns0:szCs ns0:val="21"/>
-              </ns0:rPr>
-            </ns0:pPr>
-            <ns0:r>
-              <ns0:rPr>
-                <ns0:rFonts ns0:ascii="仿宋" ns0:eastAsia="仿宋" ns0:hAnsi="仿宋" ns0:cs="仿宋" ns0:hint="eastAsia"/>
-                <ns0:szCs ns0:val="24"/>
-                <ns0:sz ns0:val="24"/>
-              </ns0:rPr>
+          <ns0:p>
+            <ns0:r>
               <ns0:t>拟在本项目任职</ns0:t>
             </ns0:r>
           </ns0:p>
@@ -698,7 +683,7 @@
                 <ns0:sz ns0:val="24"/>
                 <ns0:szCs ns0:val="24"/>
               </ns0:rPr>
-              <ns0:t>高级</ns0:t>
+              <ns0:t>Oracle</ns0:t>
             </ns0:r>
           </ns0:p>
         </ns0:tc>
@@ -716,6 +701,9 @@
                 <ns0:szCs ns0:val="21"/>
               </ns0:rPr>
             </ns0:pPr>
+            <ns0:r>
+              <ns0:t>高级</ns0:t>
+            </ns0:r>
           </ns0:p>
         </ns0:tc>
         <ns0:tc>
@@ -741,76 +729,6 @@
             <ns0:vAlign ns0:val="center"/>
           </ns0:tcPr>
           <ns0:p ns2:paraId="77D9DE25" ns2:textId="77777777" ns0:rsidR="000010AB" ns0:rsidRDefault="000010AB" ns0:rsidP="00664128">
-            <ns0:pPr>
-              <ns0:jc ns0:val="center"/>
-              <ns0:rPr>
-                <ns0:rFonts ns0:ascii="仿宋" ns0:eastAsia="仿宋" ns0:hAnsi="仿宋" ns0:cs="仿宋" ns0:hint="eastAsia"/>
-                <ns0:szCs ns0:val="21"/>
-              </ns0:rPr>
-            </ns0:pPr>
-          </ns0:p>
-        </ns0:tc>
-      </ns0:tr>
-      <ns0:tr ns0:rsidR="000010AB" ns2:paraId="0BE7332D" ns2:textId="77777777" ns0:rsidTr="00664128">
-        <ns0:trPr>
-          <ns0:trHeight ns0:val="20"/>
-          <ns0:jc ns0:val="center"/>
-        </ns0:trPr>
-        <ns0:tc>
-          <ns0:tcPr>
-            <ns0:tcW ns0:w="1043" ns0:type="pct"/>
-            <ns0:vAlign ns0:val="center"/>
-          </ns0:tcPr>
-          <ns0:p>
-            <ns0:r>
-              <ns0:rPr>
-                <ns0:rFonts ns0:ascii="仿宋" ns0:hAnsi="仿宋" ns0:eastAsia="仿宋" ns0:cs="仿宋"/>
-                <ns0:sz ns0:val="24"/>
-                <ns0:szCs ns0:val="24"/>
-              </ns0:rPr>
-              <ns0:t>Oracle</ns0:t>
-            </ns0:r>
-          </ns0:p>
-        </ns0:tc>
-        <ns0:tc>
-          <ns0:tcPr>
-            <ns0:tcW ns0:w="1186" ns0:type="pct"/>
-            <ns0:gridSpan ns0:val="2"/>
-            <ns0:vAlign ns0:val="center"/>
-          </ns0:tcPr>
-          <ns0:p ns2:paraId="2EC9C40D" ns2:textId="77777777" ns0:rsidR="000010AB" ns0:rsidRDefault="000010AB" ns0:rsidP="00664128">
-            <ns0:pPr>
-              <ns0:jc ns0:val="center"/>
-              <ns0:rPr>
-                <ns0:rFonts ns0:ascii="仿宋" ns0:eastAsia="仿宋" ns0:hAnsi="仿宋" ns0:cs="仿宋" ns0:hint="eastAsia"/>
-                <ns0:szCs ns0:val="21"/>
-              </ns0:rPr>
-            </ns0:pPr>
-          </ns0:p>
-        </ns0:tc>
-        <ns0:tc>
-          <ns0:tcPr>
-            <ns0:tcW ns0:w="1276" ns0:type="pct"/>
-            <ns0:gridSpan ns0:val="2"/>
-            <ns0:vAlign ns0:val="center"/>
-          </ns0:tcPr>
-          <ns0:p ns2:paraId="0D730117" ns2:textId="77777777" ns0:rsidR="000010AB" ns0:rsidRDefault="000010AB" ns0:rsidP="00664128">
-            <ns0:pPr>
-              <ns0:jc ns0:val="center"/>
-              <ns0:rPr>
-                <ns0:rFonts ns0:ascii="仿宋" ns0:eastAsia="仿宋" ns0:hAnsi="仿宋" ns0:cs="仿宋" ns0:hint="eastAsia"/>
-                <ns0:szCs ns0:val="21"/>
-              </ns0:rPr>
-            </ns0:pPr>
-          </ns0:p>
-        </ns0:tc>
-        <ns0:tc>
-          <ns0:tcPr>
-            <ns0:tcW ns0:w="1493" ns0:type="pct"/>
-            <ns0:gridSpan ns0:val="2"/>
-            <ns0:vAlign ns0:val="center"/>
-          </ns0:tcPr>
-          <ns0:p ns2:paraId="0FFD8515" ns2:textId="77777777" ns0:rsidR="000010AB" ns0:rsidRDefault="000010AB" ns0:rsidP="00664128">
             <ns0:pPr>
               <ns0:jc ns0:val="center"/>
               <ns0:rPr>
@@ -1837,6 +1755,8 @@
       </ns0:pPr>
     </ns0:p>
     <ns0:sectPr ns0:rsidR="003149F0">
+      <ns0:headerReference xmlns:r="http://schemas.openxmlformats.org/officeDocument/2006/relationships" ns0:type="default" r:id="rId6"/>
+      <ns0:footerReference xmlns:r="http://schemas.openxmlformats.org/officeDocument/2006/relationships" ns0:type="default" r:id="rId7"/>
       <ns0:pgSz ns0:w="11906" ns0:h="16838"/>
       <ns0:pgMar ns0:top="1440" ns0:right="1800" ns0:bottom="1440" ns0:left="1800" ns0:header="851" ns0:footer="992" ns0:gutter="0"/>
       <ns0:cols ns0:space="425"/>
@@ -1844,6 +1764,26 @@
     </ns0:sectPr>
   </ns0:body>
 </ns0:document>
+</file>
+
+<file path=word/footer1.xml><?xml version="1.0" encoding="utf-8"?>
+<w:ftr xmlns:m="http://schemas.openxmlformats.org/officeDocument/2006/math" xmlns:mc="http://schemas.openxmlformats.org/markup-compatibility/2006" xmlns:mo="http://schemas.microsoft.com/office/mac/office/2008/main" xmlns:mv="urn:schemas-microsoft-com:mac:vml" xmlns:o="urn:schemas-microsoft-com:office:office" xmlns:r="http://schemas.openxmlformats.org/officeDocument/2006/relationships" xmlns:v="urn:schemas-microsoft-com:vml" xmlns:w10="urn:schemas-microsoft-com:office:word" xmlns:w14="http://schemas.microsoft.com/office/word/2010/wordml" xmlns:w="http://schemas.openxmlformats.org/wordprocessingml/2006/main" xmlns:wne="http://schemas.microsoft.com/office/word/2006/wordml" xmlns:wp14="http://schemas.microsoft.com/office/word/2010/wordprocessingDrawing" xmlns:wp="http://schemas.openxmlformats.org/drawingml/2006/wordprocessingDrawing" xmlns:wpc="http://schemas.microsoft.com/office/word/2010/wordprocessingCanvas" xmlns:wpg="http://schemas.microsoft.com/office/word/2010/wordprocessingGroup" xmlns:wpi="http://schemas.microsoft.com/office/word/2010/wordprocessingInk" xmlns:wps="http://schemas.microsoft.com/office/word/2010/wordprocessingShape" mc:Ignorable="w14 wp14">
+  <w:p>
+    <w:pPr>
+      <w:pStyle w:val="Footer"/>
+    </w:pPr>
+  </w:p>
+</w:ftr>
+</file>
+
+<file path=word/header1.xml><?xml version="1.0" encoding="utf-8"?>
+<w:hdr xmlns:m="http://schemas.openxmlformats.org/officeDocument/2006/math" xmlns:mc="http://schemas.openxmlformats.org/markup-compatibility/2006" xmlns:mo="http://schemas.microsoft.com/office/mac/office/2008/main" xmlns:mv="urn:schemas-microsoft-com:mac:vml" xmlns:o="urn:schemas-microsoft-com:office:office" xmlns:r="http://schemas.openxmlformats.org/officeDocument/2006/relationships" xmlns:v="urn:schemas-microsoft-com:vml" xmlns:w10="urn:schemas-microsoft-com:office:word" xmlns:w14="http://schemas.microsoft.com/office/word/2010/wordml" xmlns:w="http://schemas.openxmlformats.org/wordprocessingml/2006/main" xmlns:wne="http://schemas.microsoft.com/office/word/2006/wordml" xmlns:wp14="http://schemas.microsoft.com/office/word/2010/wordprocessingDrawing" xmlns:wp="http://schemas.openxmlformats.org/drawingml/2006/wordprocessingDrawing" xmlns:wpc="http://schemas.microsoft.com/office/word/2010/wordprocessingCanvas" xmlns:wpg="http://schemas.microsoft.com/office/word/2010/wordprocessingGroup" xmlns:wpi="http://schemas.microsoft.com/office/word/2010/wordprocessingInk" xmlns:wps="http://schemas.microsoft.com/office/word/2010/wordprocessingShape" mc:Ignorable="w14 wp14">
+  <w:p>
+    <w:pPr>
+      <w:pStyle w:val="Header"/>
+    </w:pPr>
+  </w:p>
+</w:hdr>
 </file>
 
 <file path=word/styles.xml><?xml version="1.0" encoding="utf-8"?>

--- a/开发平台/codex/项目/人员简历筛选和重组/output/风险管理批量/11-压力测试/国开行人员团队简历-李文帅.docx
+++ b/开发平台/codex/项目/人员简历筛选和重组/output/风险管理批量/11-压力测试/国开行人员团队简历-李文帅.docx
@@ -881,13 +881,14 @@
             <ns0:vAlign ns0:val="center"/>
           </ns0:tcPr>
           <ns0:p>
-            <ns0:r>
-              <ns0:rPr>
-                <ns0:rFonts ns0:ascii="仿宋" ns0:hAnsi="仿宋" ns0:eastAsia="仿宋" ns0:cs="仿宋"/>
-                <ns0:sz ns0:val="24"/>
-                <ns0:szCs ns0:val="24"/>
-              </ns0:rPr>
-              <ns0:t>2024.05-至今</ns0:t>
+            <ns0:pPr>
+              <ns0:spacing ns0:before="0" ns0:after="0" ns0:line="240" ns0:lineRule="auto"/>
+            </ns0:pPr>
+            <ns0:r>
+              <ns0:rPr>
+                <ns0:rFonts ns0:ascii="仿宋" ns0:hAnsi="仿宋"/>
+              </ns0:rPr>
+              <ns0:t>2025.01-至今</ns0:t>
             </ns0:r>
           </ns0:p>
         </ns0:tc>
@@ -898,13 +899,14 @@
             <ns0:vAlign ns0:val="center"/>
           </ns0:tcPr>
           <ns0:p>
-            <ns0:r>
-              <ns0:rPr>
-                <ns0:rFonts ns0:ascii="仿宋" ns0:hAnsi="仿宋" ns0:eastAsia="仿宋" ns0:cs="仿宋"/>
-                <ns0:sz ns0:val="24"/>
-                <ns0:szCs ns0:val="24"/>
-              </ns0:rPr>
-              <ns0:t>中原银行非项目任务需求人力外包项目</ns0:t>
+            <ns0:pPr>
+              <ns0:spacing ns0:before="0" ns0:after="0" ns0:line="240" ns0:lineRule="auto"/>
+            </ns0:pPr>
+            <ns0:r>
+              <ns0:rPr>
+                <ns0:rFonts ns0:ascii="仿宋" ns0:hAnsi="仿宋"/>
+              </ns0:rPr>
+              <ns0:t>平安银行2025年非零开发零售开发人力外包</ns0:t>
             </ns0:r>
           </ns0:p>
         </ns0:tc>
@@ -915,13 +917,14 @@
             <ns0:vAlign ns0:val="center"/>
           </ns0:tcPr>
           <ns0:p>
-            <ns0:r>
-              <ns0:rPr>
-                <ns0:rFonts ns0:ascii="仿宋" ns0:hAnsi="仿宋" ns0:eastAsia="仿宋" ns0:cs="仿宋"/>
-                <ns0:sz ns0:val="24"/>
-                <ns0:szCs ns0:val="24"/>
-              </ns0:rPr>
-              <ns0:t>项目经理</ns0:t>
+            <ns0:pPr>
+              <ns0:spacing ns0:before="0" ns0:after="0" ns0:line="240" ns0:lineRule="auto"/>
+            </ns0:pPr>
+            <ns0:r>
+              <ns0:rPr>
+                <ns0:rFonts ns0:ascii="仿宋" ns0:hAnsi="仿宋"/>
+              </ns0:rPr>
+              <ns0:t>需求分析师</ns0:t>
             </ns0:r>
           </ns0:p>
         </ns0:tc>
@@ -932,13 +935,14 @@
             <ns0:vAlign ns0:val="center"/>
           </ns0:tcPr>
           <ns0:p>
-            <ns0:r>
-              <ns0:rPr>
-                <ns0:rFonts ns0:ascii="仿宋" ns0:hAnsi="仿宋" ns0:eastAsia="仿宋" ns0:cs="仿宋"/>
-                <ns0:sz ns0:val="24"/>
-                <ns0:szCs ns0:val="24"/>
-              </ns0:rPr>
-              <ns0:t>项目统筹,项目计划制定、项目人员管理，项目进度监控</ns0:t>
+            <ns0:pPr>
+              <ns0:spacing ns0:before="0" ns0:after="0" ns0:line="240" ns0:lineRule="auto"/>
+            </ns0:pPr>
+            <ns0:r>
+              <ns0:rPr>
+                <ns0:rFonts ns0:ascii="仿宋" ns0:hAnsi="仿宋"/>
+              </ns0:rPr>
+              <ns0:t>1.负责平安银行2025年非零开发零售开发人力外包需求调研、业务流程梳理及原型说明整理;2.输出需求清单、口径说明和验收要点，推动业务、开发、测试三方对齐;3.跟踪联调与上线问题，配合业务侧完成版本验收和迭代优化。</ns0:t>
             </ns0:r>
           </ns0:p>
         </ns0:tc>
@@ -954,13 +958,14 @@
             <ns0:vAlign ns0:val="center"/>
           </ns0:tcPr>
           <ns0:p>
-            <ns0:r>
-              <ns0:rPr>
-                <ns0:rFonts ns0:ascii="仿宋" ns0:hAnsi="仿宋" ns0:eastAsia="仿宋" ns0:cs="仿宋"/>
-                <ns0:sz ns0:val="24"/>
-                <ns0:szCs ns0:val="24"/>
-              </ns0:rPr>
-              <ns0:t>2022.08-2024.05</ns0:t>
+            <ns0:pPr>
+              <ns0:spacing ns0:before="0" ns0:after="0" ns0:line="240" ns0:lineRule="auto"/>
+            </ns0:pPr>
+            <ns0:r>
+              <ns0:rPr>
+                <ns0:rFonts ns0:ascii="仿宋" ns0:hAnsi="仿宋"/>
+              </ns0:rPr>
+              <ns0:t>2024.06-2024.12</ns0:t>
             </ns0:r>
           </ns0:p>
         </ns0:tc>
@@ -971,13 +976,14 @@
             <ns0:vAlign ns0:val="center"/>
           </ns0:tcPr>
           <ns0:p>
-            <ns0:r>
-              <ns0:rPr>
-                <ns0:rFonts ns0:ascii="仿宋" ns0:hAnsi="仿宋" ns0:eastAsia="仿宋" ns0:cs="仿宋"/>
-                <ns0:sz ns0:val="24"/>
-                <ns0:szCs ns0:val="24"/>
-              </ns0:rPr>
-              <ns0:t>中原银行统一监管报送平台二期项目</ns0:t>
+            <ns0:pPr>
+              <ns0:spacing ns0:before="0" ns0:after="0" ns0:line="240" ns0:lineRule="auto"/>
+            </ns0:pPr>
+            <ns0:r>
+              <ns0:rPr>
+                <ns0:rFonts ns0:ascii="仿宋" ns0:hAnsi="仿宋"/>
+              </ns0:rPr>
+              <ns0:t>山西农商智能风险管控平台建设项目</ns0:t>
             </ns0:r>
           </ns0:p>
         </ns0:tc>
@@ -988,13 +994,14 @@
             <ns0:vAlign ns0:val="center"/>
           </ns0:tcPr>
           <ns0:p>
-            <ns0:r>
-              <ns0:rPr>
-                <ns0:rFonts ns0:ascii="仿宋" ns0:hAnsi="仿宋" ns0:eastAsia="仿宋" ns0:cs="仿宋"/>
-                <ns0:sz ns0:val="24"/>
-                <ns0:szCs ns0:val="24"/>
-              </ns0:rPr>
-              <ns0:t>项目经理</ns0:t>
+            <ns0:pPr>
+              <ns0:spacing ns0:before="0" ns0:after="0" ns0:line="240" ns0:lineRule="auto"/>
+            </ns0:pPr>
+            <ns0:r>
+              <ns0:rPr>
+                <ns0:rFonts ns0:ascii="仿宋" ns0:hAnsi="仿宋"/>
+              </ns0:rPr>
+              <ns0:t>需求分析师</ns0:t>
             </ns0:r>
           </ns0:p>
         </ns0:tc>
@@ -1005,13 +1012,14 @@
             <ns0:vAlign ns0:val="center"/>
           </ns0:tcPr>
           <ns0:p>
-            <ns0:r>
-              <ns0:rPr>
-                <ns0:rFonts ns0:ascii="仿宋" ns0:hAnsi="仿宋" ns0:eastAsia="仿宋" ns0:cs="仿宋"/>
-                <ns0:sz ns0:val="24"/>
-                <ns0:szCs ns0:val="24"/>
-              </ns0:rPr>
-              <ns0:t>项目统筹,项目计划制定、项目人员管理，项目进度监控</ns0:t>
+            <ns0:pPr>
+              <ns0:spacing ns0:before="0" ns0:after="0" ns0:line="240" ns0:lineRule="auto"/>
+            </ns0:pPr>
+            <ns0:r>
+              <ns0:rPr>
+                <ns0:rFonts ns0:ascii="仿宋" ns0:hAnsi="仿宋"/>
+              </ns0:rPr>
+              <ns0:t>1.负责山西农商智能风险管控平台建设项目需求调研、业务流程梳理及原型说明整理;2.输出需求清单、口径说明和验收要点，推动业务、开发、测试三方对齐;3.跟踪联调与上线问题，配合业务侧完成版本验收和迭代优化。</ns0:t>
             </ns0:r>
           </ns0:p>
         </ns0:tc>
@@ -1027,13 +1035,14 @@
             <ns0:vAlign ns0:val="center"/>
           </ns0:tcPr>
           <ns0:p>
-            <ns0:r>
-              <ns0:rPr>
-                <ns0:rFonts ns0:ascii="仿宋" ns0:hAnsi="仿宋" ns0:eastAsia="仿宋" ns0:cs="仿宋"/>
-                <ns0:sz ns0:val="24"/>
-                <ns0:szCs ns0:val="24"/>
-              </ns0:rPr>
-              <ns0:t>2022.04-2022.08</ns0:t>
+            <ns0:pPr>
+              <ns0:spacing ns0:before="0" ns0:after="0" ns0:line="240" ns0:lineRule="auto"/>
+            </ns0:pPr>
+            <ns0:r>
+              <ns0:rPr>
+                <ns0:rFonts ns0:ascii="仿宋" ns0:hAnsi="仿宋"/>
+              </ns0:rPr>
+              <ns0:t>2023.11-2024.05</ns0:t>
             </ns0:r>
           </ns0:p>
         </ns0:tc>
@@ -1044,13 +1053,14 @@
             <ns0:vAlign ns0:val="center"/>
           </ns0:tcPr>
           <ns0:p>
-            <ns0:r>
-              <ns0:rPr>
-                <ns0:rFonts ns0:ascii="仿宋" ns0:hAnsi="仿宋" ns0:eastAsia="仿宋" ns0:cs="仿宋"/>
-                <ns0:sz ns0:val="24"/>
-                <ns0:szCs ns0:val="24"/>
-              </ns0:rPr>
-              <ns0:t>中原银行统一监管报送平台项目</ns0:t>
+            <ns0:pPr>
+              <ns0:spacing ns0:before="0" ns0:after="0" ns0:line="240" ns0:lineRule="auto"/>
+            </ns0:pPr>
+            <ns0:r>
+              <ns0:rPr>
+                <ns0:rFonts ns0:ascii="仿宋" ns0:hAnsi="仿宋"/>
+              </ns0:rPr>
+              <ns0:t>平安银行产品风险及表外监测项目</ns0:t>
             </ns0:r>
           </ns0:p>
         </ns0:tc>
@@ -1061,13 +1071,14 @@
             <ns0:vAlign ns0:val="center"/>
           </ns0:tcPr>
           <ns0:p>
-            <ns0:r>
-              <ns0:rPr>
-                <ns0:rFonts ns0:ascii="仿宋" ns0:hAnsi="仿宋" ns0:eastAsia="仿宋" ns0:cs="仿宋"/>
-                <ns0:sz ns0:val="24"/>
-                <ns0:szCs ns0:val="24"/>
-              </ns0:rPr>
-              <ns0:t>开发工程师</ns0:t>
+            <ns0:pPr>
+              <ns0:spacing ns0:before="0" ns0:after="0" ns0:line="240" ns0:lineRule="auto"/>
+            </ns0:pPr>
+            <ns0:r>
+              <ns0:rPr>
+                <ns0:rFonts ns0:ascii="仿宋" ns0:hAnsi="仿宋"/>
+              </ns0:rPr>
+              <ns0:t>需求分析师</ns0:t>
             </ns0:r>
           </ns0:p>
         </ns0:tc>
@@ -1078,13 +1089,14 @@
             <ns0:vAlign ns0:val="center"/>
           </ns0:tcPr>
           <ns0:p>
-            <ns0:r>
-              <ns0:rPr>
-                <ns0:rFonts ns0:ascii="仿宋" ns0:hAnsi="仿宋" ns0:eastAsia="仿宋" ns0:cs="仿宋"/>
-                <ns0:sz ns0:val="24"/>
-                <ns0:szCs ns0:val="24"/>
-              </ns0:rPr>
-              <ns0:t>监管集市代码开发，测试，日常跑批运维</ns0:t>
+            <ns0:pPr>
+              <ns0:spacing ns0:before="0" ns0:after="0" ns0:line="240" ns0:lineRule="auto"/>
+            </ns0:pPr>
+            <ns0:r>
+              <ns0:rPr>
+                <ns0:rFonts ns0:ascii="仿宋" ns0:hAnsi="仿宋"/>
+              </ns0:rPr>
+              <ns0:t>1.负责平安银行产品风险及表外监测项目需求调研、业务流程梳理及原型说明整理;2.输出需求清单、口径说明和验收要点，推动业务、开发、测试三方对齐;3.跟踪联调与上线问题，配合业务侧完成版本验收和迭代优化。</ns0:t>
             </ns0:r>
           </ns0:p>
         </ns0:tc>
@@ -1100,13 +1112,14 @@
             <ns0:vAlign ns0:val="center"/>
           </ns0:tcPr>
           <ns0:p>
-            <ns0:r>
-              <ns0:rPr>
-                <ns0:rFonts ns0:ascii="仿宋" ns0:hAnsi="仿宋" ns0:eastAsia="仿宋" ns0:cs="仿宋"/>
-                <ns0:sz ns0:val="24"/>
-                <ns0:szCs ns0:val="24"/>
-              </ns0:rPr>
-              <ns0:t>2022.01-2022.04</ns0:t>
+            <ns0:pPr>
+              <ns0:spacing ns0:before="0" ns0:after="0" ns0:line="240" ns0:lineRule="auto"/>
+            </ns0:pPr>
+            <ns0:r>
+              <ns0:rPr>
+                <ns0:rFonts ns0:ascii="仿宋" ns0:hAnsi="仿宋"/>
+              </ns0:rPr>
+              <ns0:t>2021.08-2023.10</ns0:t>
             </ns0:r>
           </ns0:p>
         </ns0:tc>
@@ -1117,13 +1130,14 @@
             <ns0:vAlign ns0:val="center"/>
           </ns0:tcPr>
           <ns0:p>
-            <ns0:r>
-              <ns0:rPr>
-                <ns0:rFonts ns0:ascii="仿宋" ns0:hAnsi="仿宋" ns0:eastAsia="仿宋" ns0:cs="仿宋"/>
-                <ns0:sz ns0:val="24"/>
-                <ns0:szCs ns0:val="24"/>
-              </ns0:rPr>
-              <ns0:t>郑州银行大数据平台技术服务人力外包项目</ns0:t>
+            <ns0:pPr>
+              <ns0:spacing ns0:before="0" ns0:after="0" ns0:line="240" ns0:lineRule="auto"/>
+            </ns0:pPr>
+            <ns0:r>
+              <ns0:rPr>
+                <ns0:rFonts ns0:ascii="仿宋" ns0:hAnsi="仿宋"/>
+              </ns0:rPr>
+              <ns0:t>平安银行智慧合规及零售开发支持项目</ns0:t>
             </ns0:r>
           </ns0:p>
         </ns0:tc>
@@ -1134,13 +1148,14 @@
             <ns0:vAlign ns0:val="center"/>
           </ns0:tcPr>
           <ns0:p>
-            <ns0:r>
-              <ns0:rPr>
-                <ns0:rFonts ns0:ascii="仿宋" ns0:hAnsi="仿宋" ns0:eastAsia="仿宋" ns0:cs="仿宋"/>
-                <ns0:sz ns0:val="24"/>
-                <ns0:szCs ns0:val="24"/>
-              </ns0:rPr>
-              <ns0:t>开发工程师</ns0:t>
+            <ns0:pPr>
+              <ns0:spacing ns0:before="0" ns0:after="0" ns0:line="240" ns0:lineRule="auto"/>
+            </ns0:pPr>
+            <ns0:r>
+              <ns0:rPr>
+                <ns0:rFonts ns0:ascii="仿宋" ns0:hAnsi="仿宋"/>
+              </ns0:rPr>
+              <ns0:t>需求分析师</ns0:t>
             </ns0:r>
           </ns0:p>
         </ns0:tc>
@@ -1151,13 +1166,14 @@
             <ns0:vAlign ns0:val="center"/>
           </ns0:tcPr>
           <ns0:p>
-            <ns0:r>
-              <ns0:rPr>
-                <ns0:rFonts ns0:ascii="仿宋" ns0:hAnsi="仿宋" ns0:eastAsia="仿宋" ns0:cs="仿宋"/>
-                <ns0:sz ns0:val="24"/>
-                <ns0:szCs ns0:val="24"/>
-              </ns0:rPr>
-              <ns0:t>数仓基础模型层、共性加工层设计与开发工作，日常运维，包括GreenPlum，星环大数据平台</ns0:t>
+            <ns0:pPr>
+              <ns0:spacing ns0:before="0" ns0:after="0" ns0:line="240" ns0:lineRule="auto"/>
+            </ns0:pPr>
+            <ns0:r>
+              <ns0:rPr>
+                <ns0:rFonts ns0:ascii="仿宋" ns0:hAnsi="仿宋"/>
+              </ns0:rPr>
+              <ns0:t>1.负责平安银行智慧合规及零售开发支持项目需求调研、业务流程梳理及原型说明整理;2.输出需求清单、口径说明和验收要点，推动业务、开发、测试三方对齐;3.跟踪联调与上线问题，配合业务侧完成版本验收和迭代优化。</ns0:t>
             </ns0:r>
           </ns0:p>
         </ns0:tc>
@@ -1173,13 +1189,14 @@
             <ns0:vAlign ns0:val="center"/>
           </ns0:tcPr>
           <ns0:p>
-            <ns0:r>
-              <ns0:rPr>
-                <ns0:rFonts ns0:ascii="仿宋" ns0:hAnsi="仿宋" ns0:eastAsia="仿宋" ns0:cs="仿宋"/>
-                <ns0:sz ns0:val="24"/>
-                <ns0:szCs ns0:val="24"/>
-              </ns0:rPr>
-              <ns0:t>2020.07-2021.12</ns0:t>
+            <ns0:pPr>
+              <ns0:spacing ns0:before="0" ns0:after="0" ns0:line="240" ns0:lineRule="auto"/>
+            </ns0:pPr>
+            <ns0:r>
+              <ns0:rPr>
+                <ns0:rFonts ns0:ascii="仿宋" ns0:hAnsi="仿宋"/>
+              </ns0:rPr>
+              <ns0:t>2020.01-2021.07</ns0:t>
             </ns0:r>
           </ns0:p>
         </ns0:tc>
@@ -1190,13 +1207,14 @@
             <ns0:vAlign ns0:val="center"/>
           </ns0:tcPr>
           <ns0:p>
-            <ns0:r>
-              <ns0:rPr>
-                <ns0:rFonts ns0:ascii="仿宋" ns0:hAnsi="仿宋" ns0:eastAsia="仿宋" ns0:cs="仿宋"/>
-                <ns0:sz ns0:val="24"/>
-                <ns0:szCs ns0:val="24"/>
-              </ns0:rPr>
-              <ns0:t>郑州银行数仓共性加工层改造项目</ns0:t>
+            <ns0:pPr>
+              <ns0:spacing ns0:before="0" ns0:after="0" ns0:line="240" ns0:lineRule="auto"/>
+            </ns0:pPr>
+            <ns0:r>
+              <ns0:rPr>
+                <ns0:rFonts ns0:ascii="仿宋" ns0:hAnsi="仿宋"/>
+              </ns0:rPr>
+              <ns0:t>平安银行非零开发及零售开发支持项目</ns0:t>
             </ns0:r>
           </ns0:p>
         </ns0:tc>
@@ -1207,13 +1225,14 @@
             <ns0:vAlign ns0:val="center"/>
           </ns0:tcPr>
           <ns0:p>
-            <ns0:r>
-              <ns0:rPr>
-                <ns0:rFonts ns0:ascii="仿宋" ns0:hAnsi="仿宋" ns0:eastAsia="仿宋" ns0:cs="仿宋"/>
-                <ns0:sz ns0:val="24"/>
-                <ns0:szCs ns0:val="24"/>
-              </ns0:rPr>
-              <ns0:t>开发工程师</ns0:t>
+            <ns0:pPr>
+              <ns0:spacing ns0:before="0" ns0:after="0" ns0:line="240" ns0:lineRule="auto"/>
+            </ns0:pPr>
+            <ns0:r>
+              <ns0:rPr>
+                <ns0:rFonts ns0:ascii="仿宋" ns0:hAnsi="仿宋"/>
+              </ns0:rPr>
+              <ns0:t>需求分析师</ns0:t>
             </ns0:r>
           </ns0:p>
         </ns0:tc>
@@ -1224,13 +1243,14 @@
             <ns0:vAlign ns0:val="center"/>
           </ns0:tcPr>
           <ns0:p>
-            <ns0:r>
-              <ns0:rPr>
-                <ns0:rFonts ns0:ascii="仿宋" ns0:hAnsi="仿宋" ns0:eastAsia="仿宋" ns0:cs="仿宋"/>
-                <ns0:sz ns0:val="24"/>
-                <ns0:szCs ns0:val="24"/>
-              </ns0:rPr>
-              <ns0:t>共性加工层模型设计、开发</ns0:t>
+            <ns0:pPr>
+              <ns0:spacing ns0:before="0" ns0:after="0" ns0:line="240" ns0:lineRule="auto"/>
+            </ns0:pPr>
+            <ns0:r>
+              <ns0:rPr>
+                <ns0:rFonts ns0:ascii="仿宋" ns0:hAnsi="仿宋"/>
+              </ns0:rPr>
+              <ns0:t>1.负责平安银行非零开发及零售开发支持项目需求调研、业务流程梳理及原型说明整理;2.输出需求清单、口径说明和验收要点，推动业务、开发、测试三方对齐;3.跟踪联调与上线问题，配合业务侧完成版本验收和迭代优化。</ns0:t>
             </ns0:r>
           </ns0:p>
         </ns0:tc>
@@ -1246,13 +1266,14 @@
             <ns0:vAlign ns0:val="center"/>
           </ns0:tcPr>
           <ns0:p>
-            <ns0:r>
-              <ns0:rPr>
-                <ns0:rFonts ns0:ascii="仿宋" ns0:hAnsi="仿宋" ns0:eastAsia="仿宋" ns0:cs="仿宋"/>
-                <ns0:sz ns0:val="24"/>
-                <ns0:szCs ns0:val="24"/>
-              </ns0:rPr>
-              <ns0:t>2019.08-2020.06</ns0:t>
+            <ns0:pPr>
+              <ns0:spacing ns0:before="0" ns0:after="0" ns0:line="240" ns0:lineRule="auto"/>
+            </ns0:pPr>
+            <ns0:r>
+              <ns0:rPr>
+                <ns0:rFonts ns0:ascii="仿宋" ns0:hAnsi="仿宋"/>
+              </ns0:rPr>
+              <ns0:t>2017.04-2017.09</ns0:t>
             </ns0:r>
           </ns0:p>
         </ns0:tc>
@@ -1263,13 +1284,14 @@
             <ns0:vAlign ns0:val="center"/>
           </ns0:tcPr>
           <ns0:p>
-            <ns0:r>
-              <ns0:rPr>
-                <ns0:rFonts ns0:ascii="仿宋" ns0:hAnsi="仿宋" ns0:eastAsia="仿宋" ns0:cs="仿宋"/>
-                <ns0:sz ns0:val="24"/>
-                <ns0:szCs ns0:val="24"/>
-              </ns0:rPr>
-              <ns0:t>郑州银行数仓配合新零售信贷改造</ns0:t>
+            <ns0:pPr>
+              <ns0:spacing ns0:before="0" ns0:after="0" ns0:line="240" ns0:lineRule="auto"/>
+            </ns0:pPr>
+            <ns0:r>
+              <ns0:rPr>
+                <ns0:rFonts ns0:ascii="仿宋" ns0:hAnsi="仿宋"/>
+              </ns0:rPr>
+              <ns0:t>黑龙江移动大数据</ns0:t>
             </ns0:r>
           </ns0:p>
         </ns0:tc>
@@ -1280,13 +1302,14 @@
             <ns0:vAlign ns0:val="center"/>
           </ns0:tcPr>
           <ns0:p>
-            <ns0:r>
-              <ns0:rPr>
-                <ns0:rFonts ns0:ascii="仿宋" ns0:hAnsi="仿宋" ns0:eastAsia="仿宋" ns0:cs="仿宋"/>
-                <ns0:sz ns0:val="24"/>
-                <ns0:szCs ns0:val="24"/>
-              </ns0:rPr>
-              <ns0:t>项目经理</ns0:t>
+            <ns0:pPr>
+              <ns0:spacing ns0:before="0" ns0:after="0" ns0:line="240" ns0:lineRule="auto"/>
+            </ns0:pPr>
+            <ns0:r>
+              <ns0:rPr>
+                <ns0:rFonts ns0:ascii="仿宋" ns0:hAnsi="仿宋"/>
+              </ns0:rPr>
+              <ns0:t>开发工程师</ns0:t>
             </ns0:r>
           </ns0:p>
         </ns0:tc>
@@ -1297,13 +1320,14 @@
             <ns0:vAlign ns0:val="center"/>
           </ns0:tcPr>
           <ns0:p>
-            <ns0:r>
-              <ns0:rPr>
-                <ns0:rFonts ns0:ascii="仿宋" ns0:hAnsi="仿宋" ns0:eastAsia="仿宋" ns0:cs="仿宋"/>
-                <ns0:sz ns0:val="24"/>
-                <ns0:szCs ns0:val="24"/>
-              </ns0:rPr>
-              <ns0:t>项目统筹,项目计划制定、项目人员管理，项目进度监控</ns0:t>
+            <ns0:pPr>
+              <ns0:spacing ns0:before="0" ns0:after="0" ns0:line="240" ns0:lineRule="auto"/>
+            </ns0:pPr>
+            <ns0:r>
+              <ns0:rPr>
+                <ns0:rFonts ns0:ascii="仿宋" ns0:hAnsi="仿宋"/>
+              </ns0:rPr>
+              <ns0:t>存储过程开发，ETL运维</ns0:t>
             </ns0:r>
           </ns0:p>
         </ns0:tc>
@@ -1319,13 +1343,14 @@
             <ns0:vAlign ns0:val="center"/>
           </ns0:tcPr>
           <ns0:p>
-            <ns0:r>
-              <ns0:rPr>
-                <ns0:rFonts ns0:ascii="仿宋" ns0:hAnsi="仿宋" ns0:eastAsia="仿宋" ns0:cs="仿宋"/>
-                <ns0:sz ns0:val="24"/>
-                <ns0:szCs ns0:val="24"/>
-              </ns0:rPr>
-              <ns0:t>2019.03-2019.08</ns0:t>
+            <ns0:pPr>
+              <ns0:spacing ns0:before="0" ns0:after="0" ns0:line="240" ns0:lineRule="auto"/>
+            </ns0:pPr>
+            <ns0:r>
+              <ns0:rPr>
+                <ns0:rFonts ns0:ascii="仿宋" ns0:hAnsi="仿宋"/>
+              </ns0:rPr>
+              <ns0:t>2015.12-2017.04</ns0:t>
             </ns0:r>
           </ns0:p>
         </ns0:tc>
@@ -1336,13 +1361,14 @@
             <ns0:vAlign ns0:val="center"/>
           </ns0:tcPr>
           <ns0:p>
-            <ns0:r>
-              <ns0:rPr>
-                <ns0:rFonts ns0:ascii="仿宋" ns0:hAnsi="仿宋" ns0:eastAsia="仿宋" ns0:cs="仿宋"/>
-                <ns0:sz ns0:val="24"/>
-                <ns0:szCs ns0:val="24"/>
-              </ns0:rPr>
-              <ns0:t>郑州银行大数据运维</ns0:t>
+            <ns0:pPr>
+              <ns0:spacing ns0:before="0" ns0:after="0" ns0:line="240" ns0:lineRule="auto"/>
+            </ns0:pPr>
+            <ns0:r>
+              <ns0:rPr>
+                <ns0:rFonts ns0:ascii="仿宋" ns0:hAnsi="仿宋"/>
+              </ns0:rPr>
+              <ns0:t>河南移动大数据</ns0:t>
             </ns0:r>
           </ns0:p>
         </ns0:tc>
@@ -1353,11 +1379,12 @@
             <ns0:vAlign ns0:val="center"/>
           </ns0:tcPr>
           <ns0:p>
-            <ns0:r>
-              <ns0:rPr>
-                <ns0:rFonts ns0:ascii="仿宋" ns0:hAnsi="仿宋" ns0:eastAsia="仿宋" ns0:cs="仿宋"/>
-                <ns0:sz ns0:val="24"/>
-                <ns0:szCs ns0:val="24"/>
+            <ns0:pPr>
+              <ns0:spacing ns0:before="0" ns0:after="0" ns0:line="240" ns0:lineRule="auto"/>
+            </ns0:pPr>
+            <ns0:r>
+              <ns0:rPr>
+                <ns0:rFonts ns0:ascii="仿宋" ns0:hAnsi="仿宋"/>
               </ns0:rPr>
               <ns0:t>开发工程师</ns0:t>
             </ns0:r>
@@ -1370,13 +1397,14 @@
             <ns0:vAlign ns0:val="center"/>
           </ns0:tcPr>
           <ns0:p>
-            <ns0:r>
-              <ns0:rPr>
-                <ns0:rFonts ns0:ascii="仿宋" ns0:hAnsi="仿宋" ns0:eastAsia="仿宋" ns0:cs="仿宋"/>
-                <ns0:sz ns0:val="24"/>
-                <ns0:szCs ns0:val="24"/>
-              </ns0:rPr>
-              <ns0:t>核查模型数据质量，模型设计与开发</ns0:t>
+            <ns0:pPr>
+              <ns0:spacing ns0:before="0" ns0:after="0" ns0:line="240" ns0:lineRule="auto"/>
+            </ns0:pPr>
+            <ns0:r>
+              <ns0:rPr>
+                <ns0:rFonts ns0:ascii="仿宋" ns0:hAnsi="仿宋"/>
+              </ns0:rPr>
+              <ns0:t>存储过程开发，ETL运维</ns0:t>
             </ns0:r>
           </ns0:p>
         </ns0:tc>
@@ -1392,13 +1420,13 @@
             <ns0:vAlign ns0:val="center"/>
           </ns0:tcPr>
           <ns0:p>
-            <ns0:r>
-              <ns0:rPr>
-                <ns0:rFonts ns0:ascii="仿宋" ns0:hAnsi="仿宋" ns0:eastAsia="仿宋" ns0:cs="仿宋"/>
-                <ns0:sz ns0:val="24"/>
-                <ns0:szCs ns0:val="24"/>
-              </ns0:rPr>
-              <ns0:t>2018.09-2019.02</ns0:t>
+            <ns0:pPr>
+              <ns0:spacing ns0:before="0" ns0:after="0" ns0:line="240" ns0:lineRule="auto"/>
+            </ns0:pPr>
+            <ns0:r>
+              <ns0:rPr>
+                <ns0:rFonts ns0:ascii="仿宋" ns0:hAnsi="仿宋"/>
+              </ns0:rPr>
             </ns0:r>
           </ns0:p>
         </ns0:tc>
@@ -1409,13 +1437,13 @@
             <ns0:vAlign ns0:val="center"/>
           </ns0:tcPr>
           <ns0:p>
-            <ns0:r>
-              <ns0:rPr>
-                <ns0:rFonts ns0:ascii="仿宋" ns0:hAnsi="仿宋" ns0:eastAsia="仿宋" ns0:cs="仿宋"/>
-                <ns0:sz ns0:val="24"/>
-                <ns0:szCs ns0:val="24"/>
-              </ns0:rPr>
-              <ns0:t>郑州银行数据交换平台运维</ns0:t>
+            <ns0:pPr>
+              <ns0:spacing ns0:before="0" ns0:after="0" ns0:line="240" ns0:lineRule="auto"/>
+            </ns0:pPr>
+            <ns0:r>
+              <ns0:rPr>
+                <ns0:rFonts ns0:ascii="仿宋" ns0:hAnsi="仿宋"/>
+              </ns0:rPr>
             </ns0:r>
           </ns0:p>
         </ns0:tc>
@@ -1426,13 +1454,13 @@
             <ns0:vAlign ns0:val="center"/>
           </ns0:tcPr>
           <ns0:p>
-            <ns0:r>
-              <ns0:rPr>
-                <ns0:rFonts ns0:ascii="仿宋" ns0:hAnsi="仿宋" ns0:eastAsia="仿宋" ns0:cs="仿宋"/>
-                <ns0:sz ns0:val="24"/>
-                <ns0:szCs ns0:val="24"/>
-              </ns0:rPr>
-              <ns0:t>开发工程师</ns0:t>
+            <ns0:pPr>
+              <ns0:spacing ns0:before="0" ns0:after="0" ns0:line="240" ns0:lineRule="auto"/>
+            </ns0:pPr>
+            <ns0:r>
+              <ns0:rPr>
+                <ns0:rFonts ns0:ascii="仿宋" ns0:hAnsi="仿宋"/>
+              </ns0:rPr>
             </ns0:r>
           </ns0:p>
         </ns0:tc>
@@ -1443,13 +1471,13 @@
             <ns0:vAlign ns0:val="center"/>
           </ns0:tcPr>
           <ns0:p>
-            <ns0:r>
-              <ns0:rPr>
-                <ns0:rFonts ns0:ascii="仿宋" ns0:hAnsi="仿宋" ns0:eastAsia="仿宋" ns0:cs="仿宋"/>
-                <ns0:sz ns0:val="24"/>
-                <ns0:szCs ns0:val="24"/>
-              </ns0:rPr>
-              <ns0:t>配合各个业务系统抽数，联调测试</ns0:t>
+            <ns0:pPr>
+              <ns0:spacing ns0:before="0" ns0:after="0" ns0:line="240" ns0:lineRule="auto"/>
+            </ns0:pPr>
+            <ns0:r>
+              <ns0:rPr>
+                <ns0:rFonts ns0:ascii="仿宋" ns0:hAnsi="仿宋"/>
+              </ns0:rPr>
             </ns0:r>
           </ns0:p>
         </ns0:tc>
@@ -1465,13 +1493,13 @@
             <ns0:vAlign ns0:val="center"/>
           </ns0:tcPr>
           <ns0:p>
-            <ns0:r>
-              <ns0:rPr>
-                <ns0:rFonts ns0:ascii="仿宋" ns0:hAnsi="仿宋" ns0:eastAsia="仿宋" ns0:cs="仿宋"/>
-                <ns0:sz ns0:val="24"/>
-                <ns0:szCs ns0:val="24"/>
-              </ns0:rPr>
-              <ns0:t>2018.06-2018.09</ns0:t>
+            <ns0:pPr>
+              <ns0:spacing ns0:before="0" ns0:after="0" ns0:line="240" ns0:lineRule="auto"/>
+            </ns0:pPr>
+            <ns0:r>
+              <ns0:rPr>
+                <ns0:rFonts ns0:ascii="仿宋" ns0:hAnsi="仿宋"/>
+              </ns0:rPr>
             </ns0:r>
           </ns0:p>
         </ns0:tc>
@@ -1482,13 +1510,13 @@
             <ns0:vAlign ns0:val="center"/>
           </ns0:tcPr>
           <ns0:p>
-            <ns0:r>
-              <ns0:rPr>
-                <ns0:rFonts ns0:ascii="仿宋" ns0:hAnsi="仿宋" ns0:eastAsia="仿宋" ns0:cs="仿宋"/>
-                <ns0:sz ns0:val="24"/>
-                <ns0:szCs ns0:val="24"/>
-              </ns0:rPr>
-              <ns0:t>郑州银行大数据运维</ns0:t>
+            <ns0:pPr>
+              <ns0:spacing ns0:before="0" ns0:after="0" ns0:line="240" ns0:lineRule="auto"/>
+            </ns0:pPr>
+            <ns0:r>
+              <ns0:rPr>
+                <ns0:rFonts ns0:ascii="仿宋" ns0:hAnsi="仿宋"/>
+              </ns0:rPr>
             </ns0:r>
           </ns0:p>
         </ns0:tc>
@@ -1499,13 +1527,13 @@
             <ns0:vAlign ns0:val="center"/>
           </ns0:tcPr>
           <ns0:p>
-            <ns0:r>
-              <ns0:rPr>
-                <ns0:rFonts ns0:ascii="仿宋" ns0:hAnsi="仿宋" ns0:eastAsia="仿宋" ns0:cs="仿宋"/>
-                <ns0:sz ns0:val="24"/>
-                <ns0:szCs ns0:val="24"/>
-              </ns0:rPr>
-              <ns0:t>开发工程师</ns0:t>
+            <ns0:pPr>
+              <ns0:spacing ns0:before="0" ns0:after="0" ns0:line="240" ns0:lineRule="auto"/>
+            </ns0:pPr>
+            <ns0:r>
+              <ns0:rPr>
+                <ns0:rFonts ns0:ascii="仿宋" ns0:hAnsi="仿宋"/>
+              </ns0:rPr>
             </ns0:r>
           </ns0:p>
         </ns0:tc>
@@ -1516,13 +1544,13 @@
             <ns0:vAlign ns0:val="center"/>
           </ns0:tcPr>
           <ns0:p>
-            <ns0:r>
-              <ns0:rPr>
-                <ns0:rFonts ns0:ascii="仿宋" ns0:hAnsi="仿宋" ns0:eastAsia="仿宋" ns0:cs="仿宋"/>
-                <ns0:sz ns0:val="24"/>
-                <ns0:szCs ns0:val="24"/>
-              </ns0:rPr>
-              <ns0:t>核查模型数据质量，监管模型设计</ns0:t>
+            <ns0:pPr>
+              <ns0:spacing ns0:before="0" ns0:after="0" ns0:line="240" ns0:lineRule="auto"/>
+            </ns0:pPr>
+            <ns0:r>
+              <ns0:rPr>
+                <ns0:rFonts ns0:ascii="仿宋" ns0:hAnsi="仿宋"/>
+              </ns0:rPr>
             </ns0:r>
           </ns0:p>
         </ns0:tc>
@@ -1538,13 +1566,13 @@
             <ns0:vAlign ns0:val="center"/>
           </ns0:tcPr>
           <ns0:p>
-            <ns0:r>
-              <ns0:rPr>
-                <ns0:rFonts ns0:ascii="仿宋" ns0:hAnsi="仿宋" ns0:eastAsia="仿宋" ns0:cs="仿宋"/>
-                <ns0:sz ns0:val="24"/>
-                <ns0:szCs ns0:val="24"/>
-              </ns0:rPr>
-              <ns0:t>2017.10-2018.05</ns0:t>
+            <ns0:pPr>
+              <ns0:spacing ns0:before="0" ns0:after="0" ns0:line="240" ns0:lineRule="auto"/>
+            </ns0:pPr>
+            <ns0:r>
+              <ns0:rPr>
+                <ns0:rFonts ns0:ascii="仿宋" ns0:hAnsi="仿宋"/>
+              </ns0:rPr>
             </ns0:r>
           </ns0:p>
         </ns0:tc>
@@ -1555,13 +1583,13 @@
             <ns0:vAlign ns0:val="center"/>
           </ns0:tcPr>
           <ns0:p>
-            <ns0:r>
-              <ns0:rPr>
-                <ns0:rFonts ns0:ascii="仿宋" ns0:hAnsi="仿宋" ns0:eastAsia="仿宋" ns0:cs="仿宋"/>
-                <ns0:sz ns0:val="24"/>
-                <ns0:szCs ns0:val="24"/>
-              </ns0:rPr>
-              <ns0:t>郑州银行大数据配合新核心改造</ns0:t>
+            <ns0:pPr>
+              <ns0:spacing ns0:before="0" ns0:after="0" ns0:line="240" ns0:lineRule="auto"/>
+            </ns0:pPr>
+            <ns0:r>
+              <ns0:rPr>
+                <ns0:rFonts ns0:ascii="仿宋" ns0:hAnsi="仿宋"/>
+              </ns0:rPr>
             </ns0:r>
           </ns0:p>
         </ns0:tc>
@@ -1572,13 +1600,13 @@
             <ns0:vAlign ns0:val="center"/>
           </ns0:tcPr>
           <ns0:p>
-            <ns0:r>
-              <ns0:rPr>
-                <ns0:rFonts ns0:ascii="仿宋" ns0:hAnsi="仿宋" ns0:eastAsia="仿宋" ns0:cs="仿宋"/>
-                <ns0:sz ns0:val="24"/>
-                <ns0:szCs ns0:val="24"/>
-              </ns0:rPr>
-              <ns0:t>开发工程师</ns0:t>
+            <ns0:pPr>
+              <ns0:spacing ns0:before="0" ns0:after="0" ns0:line="240" ns0:lineRule="auto"/>
+            </ns0:pPr>
+            <ns0:r>
+              <ns0:rPr>
+                <ns0:rFonts ns0:ascii="仿宋" ns0:hAnsi="仿宋"/>
+              </ns0:rPr>
             </ns0:r>
           </ns0:p>
         </ns0:tc>
@@ -1589,13 +1617,13 @@
             <ns0:vAlign ns0:val="center"/>
           </ns0:tcPr>
           <ns0:p>
-            <ns0:r>
-              <ns0:rPr>
-                <ns0:rFonts ns0:ascii="仿宋" ns0:hAnsi="仿宋" ns0:eastAsia="仿宋" ns0:cs="仿宋"/>
-                <ns0:sz ns0:val="24"/>
-                <ns0:szCs ns0:val="24"/>
-              </ns0:rPr>
-              <ns0:t>银行各个系统接入大数据并维护大数据平台</ns0:t>
+            <ns0:pPr>
+              <ns0:spacing ns0:before="0" ns0:after="0" ns0:line="240" ns0:lineRule="auto"/>
+            </ns0:pPr>
+            <ns0:r>
+              <ns0:rPr>
+                <ns0:rFonts ns0:ascii="仿宋" ns0:hAnsi="仿宋"/>
+              </ns0:rPr>
             </ns0:r>
           </ns0:p>
         </ns0:tc>
@@ -1611,13 +1639,13 @@
             <ns0:vAlign ns0:val="center"/>
           </ns0:tcPr>
           <ns0:p>
-            <ns0:r>
-              <ns0:rPr>
-                <ns0:rFonts ns0:ascii="仿宋" ns0:hAnsi="仿宋" ns0:eastAsia="仿宋" ns0:cs="仿宋"/>
-                <ns0:sz ns0:val="24"/>
-                <ns0:szCs ns0:val="24"/>
-              </ns0:rPr>
-              <ns0:t>2017.04-2017.09</ns0:t>
+            <ns0:pPr>
+              <ns0:spacing ns0:before="0" ns0:after="0" ns0:line="240" ns0:lineRule="auto"/>
+            </ns0:pPr>
+            <ns0:r>
+              <ns0:rPr>
+                <ns0:rFonts ns0:ascii="仿宋" ns0:hAnsi="仿宋"/>
+              </ns0:rPr>
             </ns0:r>
           </ns0:p>
         </ns0:tc>
@@ -1628,13 +1656,13 @@
             <ns0:vAlign ns0:val="center"/>
           </ns0:tcPr>
           <ns0:p>
-            <ns0:r>
-              <ns0:rPr>
-                <ns0:rFonts ns0:ascii="仿宋" ns0:hAnsi="仿宋" ns0:eastAsia="仿宋" ns0:cs="仿宋"/>
-                <ns0:sz ns0:val="24"/>
-                <ns0:szCs ns0:val="24"/>
-              </ns0:rPr>
-              <ns0:t>黑龙江移动大数据</ns0:t>
+            <ns0:pPr>
+              <ns0:spacing ns0:before="0" ns0:after="0" ns0:line="240" ns0:lineRule="auto"/>
+            </ns0:pPr>
+            <ns0:r>
+              <ns0:rPr>
+                <ns0:rFonts ns0:ascii="仿宋" ns0:hAnsi="仿宋"/>
+              </ns0:rPr>
             </ns0:r>
           </ns0:p>
         </ns0:tc>
@@ -1645,13 +1673,13 @@
             <ns0:vAlign ns0:val="center"/>
           </ns0:tcPr>
           <ns0:p>
-            <ns0:r>
-              <ns0:rPr>
-                <ns0:rFonts ns0:ascii="仿宋" ns0:hAnsi="仿宋" ns0:eastAsia="仿宋" ns0:cs="仿宋"/>
-                <ns0:sz ns0:val="24"/>
-                <ns0:szCs ns0:val="24"/>
-              </ns0:rPr>
-              <ns0:t>开发工程师</ns0:t>
+            <ns0:pPr>
+              <ns0:spacing ns0:before="0" ns0:after="0" ns0:line="240" ns0:lineRule="auto"/>
+            </ns0:pPr>
+            <ns0:r>
+              <ns0:rPr>
+                <ns0:rFonts ns0:ascii="仿宋" ns0:hAnsi="仿宋"/>
+              </ns0:rPr>
             </ns0:r>
           </ns0:p>
         </ns0:tc>
@@ -1662,13 +1690,13 @@
             <ns0:vAlign ns0:val="center"/>
           </ns0:tcPr>
           <ns0:p>
-            <ns0:r>
-              <ns0:rPr>
-                <ns0:rFonts ns0:ascii="仿宋" ns0:hAnsi="仿宋" ns0:eastAsia="仿宋" ns0:cs="仿宋"/>
-                <ns0:sz ns0:val="24"/>
-                <ns0:szCs ns0:val="24"/>
-              </ns0:rPr>
-              <ns0:t>存储过程开发，ETL运维</ns0:t>
+            <ns0:pPr>
+              <ns0:spacing ns0:before="0" ns0:after="0" ns0:line="240" ns0:lineRule="auto"/>
+            </ns0:pPr>
+            <ns0:r>
+              <ns0:rPr>
+                <ns0:rFonts ns0:ascii="仿宋" ns0:hAnsi="仿宋"/>
+              </ns0:rPr>
             </ns0:r>
           </ns0:p>
         </ns0:tc>
@@ -1684,13 +1712,13 @@
             <ns0:vAlign ns0:val="center"/>
           </ns0:tcPr>
           <ns0:p>
-            <ns0:r>
-              <ns0:rPr>
-                <ns0:rFonts ns0:ascii="仿宋" ns0:hAnsi="仿宋" ns0:eastAsia="仿宋" ns0:cs="仿宋"/>
-                <ns0:sz ns0:val="24"/>
-                <ns0:szCs ns0:val="24"/>
-              </ns0:rPr>
-              <ns0:t>2015.12-2017.04</ns0:t>
+            <ns0:pPr>
+              <ns0:spacing ns0:before="0" ns0:after="0" ns0:line="240" ns0:lineRule="auto"/>
+            </ns0:pPr>
+            <ns0:r>
+              <ns0:rPr>
+                <ns0:rFonts ns0:ascii="仿宋" ns0:hAnsi="仿宋"/>
+              </ns0:rPr>
             </ns0:r>
           </ns0:p>
         </ns0:tc>
@@ -1701,13 +1729,13 @@
             <ns0:vAlign ns0:val="center"/>
           </ns0:tcPr>
           <ns0:p>
-            <ns0:r>
-              <ns0:rPr>
-                <ns0:rFonts ns0:ascii="仿宋" ns0:hAnsi="仿宋" ns0:eastAsia="仿宋" ns0:cs="仿宋"/>
-                <ns0:sz ns0:val="24"/>
-                <ns0:szCs ns0:val="24"/>
-              </ns0:rPr>
-              <ns0:t>河南移动大数据</ns0:t>
+            <ns0:pPr>
+              <ns0:spacing ns0:before="0" ns0:after="0" ns0:line="240" ns0:lineRule="auto"/>
+            </ns0:pPr>
+            <ns0:r>
+              <ns0:rPr>
+                <ns0:rFonts ns0:ascii="仿宋" ns0:hAnsi="仿宋"/>
+              </ns0:rPr>
             </ns0:r>
           </ns0:p>
         </ns0:tc>
@@ -1718,13 +1746,13 @@
             <ns0:vAlign ns0:val="center"/>
           </ns0:tcPr>
           <ns0:p>
-            <ns0:r>
-              <ns0:rPr>
-                <ns0:rFonts ns0:ascii="仿宋" ns0:hAnsi="仿宋" ns0:eastAsia="仿宋" ns0:cs="仿宋"/>
-                <ns0:sz ns0:val="24"/>
-                <ns0:szCs ns0:val="24"/>
-              </ns0:rPr>
-              <ns0:t>开发工程师</ns0:t>
+            <ns0:pPr>
+              <ns0:spacing ns0:before="0" ns0:after="0" ns0:line="240" ns0:lineRule="auto"/>
+            </ns0:pPr>
+            <ns0:r>
+              <ns0:rPr>
+                <ns0:rFonts ns0:ascii="仿宋" ns0:hAnsi="仿宋"/>
+              </ns0:rPr>
             </ns0:r>
           </ns0:p>
         </ns0:tc>
@@ -1735,13 +1763,13 @@
             <ns0:vAlign ns0:val="center"/>
           </ns0:tcPr>
           <ns0:p>
-            <ns0:r>
-              <ns0:rPr>
-                <ns0:rFonts ns0:ascii="仿宋" ns0:hAnsi="仿宋" ns0:eastAsia="仿宋" ns0:cs="仿宋"/>
-                <ns0:sz ns0:val="24"/>
-                <ns0:szCs ns0:val="24"/>
-              </ns0:rPr>
-              <ns0:t>存储过程开发，ETL运维</ns0:t>
+            <ns0:pPr>
+              <ns0:spacing ns0:before="0" ns0:after="0" ns0:line="240" ns0:lineRule="auto"/>
+            </ns0:pPr>
+            <ns0:r>
+              <ns0:rPr>
+                <ns0:rFonts ns0:ascii="仿宋" ns0:hAnsi="仿宋"/>
+              </ns0:rPr>
             </ns0:r>
           </ns0:p>
         </ns0:tc>
